--- a/word/IDCORE_Annual_Review_Year_2.docx
+++ b/word/IDCORE_Annual_Review_Year_2.docx
@@ -1382,7 +1382,7 @@
           <w:color w:val="1D4F91"/>
           <w:sz w:val="30"/>
         </w:rPr>
-        <w:t>4. Impact Summary</w:t>
+        <w:t>4. Impact Summary: Contribution to UK Net Zero &amp; Industry</w:t>
       </w:r>
     </w:p>
     <w:tbl>
@@ -1467,7 +1467,7 @@
                 <w:color w:val="3C414B"/>
                 <w:sz w:val="18"/>
               </w:rPr>
-              <w:t>Describe the impact your research will have on the sponsor company and the offshore renewable energy sector.</w:t>
+              <w:t>Describe what impact your research will have on industry, policy, and progress towards UK Net Zero targets.</w:t>
             </w:r>
           </w:p>
           <w:p>
@@ -1482,7 +1482,22 @@
                 <w:color w:val="3C414B"/>
                 <w:sz w:val="18"/>
               </w:rPr>
-              <w:t>Useful resource: Research Toolkit --- Scotland Beyond Net Zero.</w:t>
+              <w:t>Quantify progress towards UK Net Zero 2050 targets (e.g. accelerated offshore wind/marine energy deployment, levelised cost of energy [LCOE] reduction, carbon abatement, grid integration, and UK supply chain competitiveness).</w:t>
+            </w:r>
+          </w:p>
+          <w:p>
+            <w:pPr>
+              <w:pStyle w:val="ListBullet"/>
+              <w:spacing w:before="0" w:after="40"/>
+            </w:pPr>
+            <w:r>
+              <w:rPr>
+                <w:rFonts w:ascii="Arial" w:hAnsi="Arial"/>
+                <w:i/>
+                <w:color w:val="3C414B"/>
+                <w:sz w:val="18"/>
+              </w:rPr>
+              <w:t>Impact assessment toolkits and research frameworks (e.g. UKRI Net Zero pathways, carbon accounting tools, and research impact toolkits) can be used to help quantify these contributions.</w:t>
             </w:r>
           </w:p>
         </w:tc>
@@ -1918,7 +1933,7 @@
           <w:color w:val="1D4F91"/>
           <w:sz w:val="30"/>
         </w:rPr>
-        <w:t>8. Data / IP Security Assessment</w:t>
+        <w:t>8. Trusted Research &amp; Innovation (TR&amp;I) and Data Security Assessment</w:t>
       </w:r>
     </w:p>
     <w:tbl>
@@ -1973,7 +1988,7 @@
                 <w:b/>
                 <w:sz w:val="19"/>
               </w:rPr>
-              <w:t>Trusted Research Protocols (Replaces updated RRI for Year 2)</w:t>
+              <w:t>Trusted Research Protocols (UK Government NPSA / UKRI Guidance)</w:t>
             </w:r>
           </w:p>
           <w:p>
@@ -2003,7 +2018,7 @@
                 <w:color w:val="3C414B"/>
                 <w:sz w:val="18"/>
               </w:rPr>
-              <w:t>Falls under UK Government 'Trusted Research' protocols (https://www.npsa.gov.uk/specialised-guidance/trusted-research).</w:t>
+              <w:t>Falls under UK Government / NPSA 'Trusted Research' protocols (https://www.npsa.gov.uk/specialised-guidance/trusted-research).</w:t>
             </w:r>
           </w:p>
           <w:p>
@@ -2033,7 +2048,7 @@
                 <w:color w:val="3C414B"/>
                 <w:sz w:val="18"/>
               </w:rPr>
-              <w:t>2. Project IP Protection: Describe actions you are taking to protect project IP from both being leaked to industrial competitors and from attacks/theft by hostile actors.</w:t>
+              <w:t>2. Project IP &amp; Data Protection: Describe actions you are taking to protect project IP and research data from both being leaked to industrial competitors and from attacks/theft by hostile actors.</w:t>
             </w:r>
           </w:p>
           <w:p>
@@ -2048,7 +2063,22 @@
                 <w:color w:val="3C414B"/>
                 <w:sz w:val="18"/>
               </w:rPr>
-              <w:t>3. International Conferences: Describe what protocols you would or will use if or when attending an international conference.</w:t>
+              <w:t>3. International Conferences &amp; Travel Security: Describe what protocols you would or will use if or when attending an international conference (e.g., clean travel devices, VPNs, public Wi-Fi precautions, pre-presentation IP clearance).</w:t>
+            </w:r>
+          </w:p>
+          <w:p>
+            <w:pPr>
+              <w:pStyle w:val="ListBullet"/>
+              <w:spacing w:before="0" w:after="40"/>
+            </w:pPr>
+            <w:r>
+              <w:rPr>
+                <w:rFonts w:ascii="Arial" w:hAnsi="Arial"/>
+                <w:i/>
+                <w:color w:val="3C414B"/>
+                <w:sz w:val="18"/>
+              </w:rPr>
+              <w:t>4. Data Management Health Check: Brief update on active data storage, version control, and backup verification.</w:t>
             </w:r>
           </w:p>
         </w:tc>
@@ -2096,7 +2126,7 @@
           <w:color w:val="1D4F91"/>
           <w:sz w:val="25"/>
         </w:rPr>
-        <w:t>8.2 Actions to Protect Project IP from Leakage and Hostile Actors</w:t>
+        <w:t>8.2 Actions to Protect Project IP and Data from Leakage and Hostile Actors</w:t>
       </w:r>
     </w:p>
     <w:p>
@@ -2125,7 +2155,7 @@
           <w:color w:val="1D4F91"/>
           <w:sz w:val="25"/>
         </w:rPr>
-        <w:t>8.3 Protocols for Attending International Conferences</w:t>
+        <w:t>8.3 Protocols for Attending International Conferences and External Dissemination</w:t>
       </w:r>
     </w:p>
     <w:p>
